--- a/docs/output/Software_Architecture_and_Design.docx
+++ b/docs/output/Software_Architecture_and_Design.docx
@@ -1055,7 +1055,7 @@
           <w:i/>
           <w:sz w:val="18"/>
         </w:rPr>
-        <w:t>Figure 2 – UML Component Diagram</w:t>
+        <w:t>Figure 2 – UML Component Diagram (draw.io source: diagrams/component.drawio)</w:t>
       </w:r>
     </w:p>
     <w:p>
@@ -7581,7 +7581,7 @@
           <w:i/>
           <w:sz w:val="18"/>
         </w:rPr>
-        <w:t>Figure 3 – Sequence Diagram 1: Reserve Equipment Slot</w:t>
+        <w:t>Figure 3 – Sequence Diagram 1: Reserve Equipment Slot (draw.io source: diagrams/sequence-01.drawio)</w:t>
       </w:r>
     </w:p>
     <w:p>
@@ -7647,7 +7647,7 @@
           <w:i/>
           <w:sz w:val="18"/>
         </w:rPr>
-        <w:t>Figure 4 – Sequence Diagram 2: Return Equipment</w:t>
+        <w:t>Figure 4 – Sequence Diagram 2: Return Equipment (draw.io source: diagrams/sequence-02.drawio)</w:t>
       </w:r>
     </w:p>
     <w:p>

--- a/docs/output/Software_Architecture_and_Design.docx
+++ b/docs/output/Software_Architecture_and_Design.docx
@@ -179,7 +179,7 @@
               <w:rPr>
                 <w:sz w:val="17"/>
               </w:rPr>
-              <w:t>IEEE Std 1016 (software design description) / ISO/IEC/IEEE 42010 (architecture description) structure</w:t>
+              <w:t>Architecture and design sections organised in the IEEE-style structure requested by the assignment (modelled on IEEE 1016 / 42010 headings; no formal standards-compliance is claimed)</w:t>
             </w:r>
           </w:p>
         </w:tc>
@@ -855,7 +855,7 @@
         <w:rPr>
           <w:b/>
         </w:rPr>
-        <w:t>Selected pattern: layered client–server architecture (three tiers: web client / application server / relational database), with a service-oriented decomposition of the business layer.</w:t>
+        <w:t>Selected pattern: layered client–server architecture (three tiers: web client / application server / transactional database, assumed relational – A-13), with a service-oriented decomposition of the business layer.</w:t>
       </w:r>
       <w:r>
         <w:rPr/>
@@ -921,7 +921,7 @@
       </w:r>
       <w:r>
         <w:rPr/>
-        <w:t xml:space="preserve">, i.e. a transactional relational store that is the single source of truth → a </w:t>
+        <w:t xml:space="preserve">, i.e. a transactional store (assumed relational, A-13) that is the single source of truth → a </w:t>
       </w:r>
       <w:r>
         <w:rPr>
@@ -1081,7 +1081,57 @@
       </w:r>
       <w:r>
         <w:rPr/>
-        <w:t xml:space="preserve"> package groups C-05…C-08; arrows crossing its border apply to the contained services as listed in the table.</w:t>
+        <w:t xml:space="preserve"> package groups C-05…C-08; arrows crossing its border apply to the contained services as listed in the table: </w:t>
+      </w:r>
+      <w:r>
+        <w:rPr>
+          <w:i/>
+        </w:rPr>
+        <w:t>IReservation, ICalibration, IInventory, IReturn</w:t>
+      </w:r>
+      <w:r>
+        <w:rPr/>
+        <w:t xml:space="preserve"> from C-02 go to C-05, C-06, C-07, C-08 respectively; </w:t>
+      </w:r>
+      <w:r>
+        <w:rPr>
+          <w:i/>
+        </w:rPr>
+        <w:t>IData</w:t>
+      </w:r>
+      <w:r>
+        <w:rPr/>
+        <w:t xml:space="preserve"> is used by all four; </w:t>
+      </w:r>
+      <w:r>
+        <w:rPr>
+          <w:i/>
+        </w:rPr>
+        <w:t>ILog</w:t>
+      </w:r>
+      <w:r>
+        <w:rPr/>
+        <w:t xml:space="preserve"> is used only by C-06, C-07 and C-08; </w:t>
+      </w:r>
+      <w:r>
+        <w:rPr>
+          <w:i/>
+        </w:rPr>
+        <w:t>INotify</w:t>
+      </w:r>
+      <w:r>
+        <w:rPr/>
+        <w:t xml:space="preserve"> is used only by C-05; </w:t>
+      </w:r>
+      <w:r>
+        <w:rPr>
+          <w:i/>
+        </w:rPr>
+        <w:t>verifyCalibration</w:t>
+      </w:r>
+      <w:r>
+        <w:rPr/>
+        <w:t xml:space="preserve"> (UC-09) goes from C-05 to C-06.</w:t>
       </w:r>
     </w:p>
     <w:p>
@@ -1420,7 +1470,7 @@
               <w:rPr>
                 <w:sz w:val="17"/>
               </w:rPr>
-              <w:t>FR-006, NFR-002, SEC-REQ-02, SEC-REQ-04</w:t>
+              <w:t>FR-006, NFR-002, SEC-REQ-02, SEC-REQ-04, SEC-REQ-07</w:t>
             </w:r>
           </w:p>
         </w:tc>
@@ -2331,13 +2381,26 @@
               <w:rPr>
                 <w:sz w:val="17"/>
               </w:rPr>
-              <w:t xml:space="preserve">SD-01; API </w:t>
+              <w:t xml:space="preserve">SD-01 (parts 1–2); API </w:t>
             </w:r>
             <w:r>
               <w:rPr>
                 <w:rFonts w:ascii="Consolas" w:hAnsi="Consolas"/>
                 <w:sz w:val="17"/>
               </w:rPr>
+              <w:t>GET /equipment</w:t>
+            </w:r>
+            <w:r>
+              <w:rPr>
+                <w:sz w:val="17"/>
+              </w:rPr>
+              <w:t xml:space="preserve">, </w:t>
+            </w:r>
+            <w:r>
+              <w:rPr>
+                <w:rFonts w:ascii="Consolas" w:hAnsi="Consolas"/>
+                <w:sz w:val="17"/>
+              </w:rPr>
               <w:t>GET /equipment/{id}/availability</w:t>
             </w:r>
             <w:r>
@@ -2357,7 +2420,7 @@
               <w:rPr>
                 <w:sz w:val="17"/>
               </w:rPr>
-              <w:t>; DD-01, DD-02</w:t>
+              <w:t>; DD-01, DD-02, DD-03</w:t>
             </w:r>
           </w:p>
         </w:tc>
@@ -2371,7 +2434,7 @@
               <w:rPr>
                 <w:sz w:val="17"/>
               </w:rPr>
-              <w:t>TC-01–04, 17, 21</w:t>
+              <w:t>TC-01–04, 17, 21, 24</w:t>
             </w:r>
           </w:p>
         </w:tc>
@@ -2699,7 +2762,7 @@
               <w:rPr>
                 <w:sz w:val="17"/>
               </w:rPr>
-              <w:t>TC-10, 21, 22</w:t>
+              <w:t>TC-10, 21, 22, 25</w:t>
             </w:r>
           </w:p>
         </w:tc>
@@ -3312,7 +3375,7 @@
               <w:rPr>
                 <w:sz w:val="17"/>
               </w:rPr>
-              <w:t>SEC-REQ-01…06</w:t>
+              <w:t>SEC-REQ-01…07</w:t>
             </w:r>
           </w:p>
         </w:tc>
@@ -4057,7 +4120,7 @@
               <w:rPr>
                 <w:sz w:val="17"/>
               </w:rPr>
-              <w:t>C-03, C-02 security filter</w:t>
+              <w:t>C-02 security filter, C-03</w:t>
             </w:r>
           </w:p>
         </w:tc>
@@ -4084,7 +4147,79 @@
               <w:rPr>
                 <w:sz w:val="17"/>
               </w:rPr>
-              <w:t xml:space="preserve"> requires a valid session token; login returns one generic error for unknown user and wrong password; credentials stored only as a verifier and excluded from logs (C-10 / §11.4).</w:t>
+              <w:t xml:space="preserve"> requires a valid session token; a missing or malformed token gets 401 before any service is called.</w:t>
+            </w:r>
+          </w:p>
+        </w:tc>
+        <w:tc>
+          <w:tcPr>
+            <w:tcW w:type="dxa" w:w="1987"/>
+          </w:tcPr>
+          <w:p>
+            <w:r/>
+            <w:r>
+              <w:rPr>
+                <w:sz w:val="17"/>
+              </w:rPr>
+              <w:t>TC-20</w:t>
+            </w:r>
+          </w:p>
+        </w:tc>
+      </w:tr>
+      <w:tr>
+        <w:tc>
+          <w:tcPr>
+            <w:tcW w:type="dxa" w:w="1987"/>
+          </w:tcPr>
+          <w:p>
+            <w:r/>
+            <w:r>
+              <w:rPr>
+                <w:sz w:val="17"/>
+              </w:rPr>
+              <w:t>SEC-OBJ-01</w:t>
+            </w:r>
+          </w:p>
+        </w:tc>
+        <w:tc>
+          <w:tcPr>
+            <w:tcW w:type="dxa" w:w="1987"/>
+          </w:tcPr>
+          <w:p>
+            <w:r/>
+            <w:r>
+              <w:rPr>
+                <w:sz w:val="17"/>
+              </w:rPr>
+              <w:t>SEC-REQ-07</w:t>
+            </w:r>
+          </w:p>
+        </w:tc>
+        <w:tc>
+          <w:tcPr>
+            <w:tcW w:type="dxa" w:w="1987"/>
+          </w:tcPr>
+          <w:p>
+            <w:r/>
+            <w:r>
+              <w:rPr>
+                <w:sz w:val="17"/>
+              </w:rPr>
+              <w:t>C-03; logging rules of §11.4</w:t>
+            </w:r>
+          </w:p>
+        </w:tc>
+        <w:tc>
+          <w:tcPr>
+            <w:tcW w:type="dxa" w:w="1987"/>
+          </w:tcPr>
+          <w:p>
+            <w:r/>
+            <w:r>
+              <w:rPr>
+                <w:sz w:val="17"/>
+              </w:rPr>
+              <w:t>Login returns one generic error for unknown user and wrong password; credentials are stored only as a verifier (never plain text) and are excluded from logs and responses.</w:t>
             </w:r>
           </w:p>
         </w:tc>
@@ -5068,7 +5203,26 @@
     <w:p>
       <w:r>
         <w:rPr/>
-        <w:t xml:space="preserve">The portal exposes an HTTP/JSON API consumed by its own web client (C-01). Base path </w:t>
+      </w:r>
+      <w:r>
+        <w:rPr>
+          <w:b/>
+        </w:rPr>
+        <w:t>Does the project have an API? Yes, in the sense required by Lab 1:</w:t>
+      </w:r>
+      <w:r>
+        <w:rPr/>
+        <w:t xml:space="preserve"> NFR-002 refers to "technician-only endpoints", so the browser client talks to the server through HTTP endpoints. Lab 1 does not define them; the catalogue below is a design derived one-to-one from the use cases (column </w:t>
+      </w:r>
+      <w:r>
+        <w:rPr>
+          <w:i/>
+        </w:rPr>
+        <w:t>Use case</w:t>
+      </w:r>
+      <w:r>
+        <w:rPr/>
+        <w:t xml:space="preserve">). Endpoints 10 and 12 are the only additions that no Lab 1 use case names explicitly: 10 is needed to check ownership (SEC-REQ-03, TC-12, TC-23) and 12 lets a technician select "the reserved item" in UC-06. There is no public or third-party API. The portal exposes an HTTP/JSON API consumed by its own web client (C-01). Base path </w:t>
       </w:r>
       <w:r>
         <w:rPr>
@@ -7534,13 +7688,29 @@
       </w:r>
     </w:p>
     <w:p>
+      <w:r>
+        <w:rPr/>
+        <w:t>UC-03 has two diagram parts because the interaction involves eight participants; splitting it keeps the text legible. Part 1 ends in the branch "status = Valid" and part 2 starts from it.</w:t>
+      </w:r>
+    </w:p>
+    <w:p>
+      <w:pPr>
+        <w:sectPr>
+          <w:pgSz w:w="12240" w:h="15840"/>
+          <w:pgMar w:top="1152" w:right="1152" w:bottom="1152" w:left="1152" w:header="720" w:footer="720" w:gutter="0"/>
+          <w:cols w:space="720"/>
+          <w:docGrid w:linePitch="360"/>
+        </w:sectPr>
+      </w:pPr>
+    </w:p>
+    <w:p>
       <w:pPr>
         <w:jc w:val="center"/>
       </w:pPr>
       <w:r>
         <w:drawing>
           <wp:inline xmlns:a="http://schemas.openxmlformats.org/drawingml/2006/main" xmlns:pic="http://schemas.openxmlformats.org/drawingml/2006/picture">
-            <wp:extent cx="6126480" cy="5697427"/>
+            <wp:extent cx="7909102" cy="5486400"/>
             <wp:docPr id="2" name="Picture 2"/>
             <wp:cNvGraphicFramePr>
               <a:graphicFrameLocks noChangeAspect="1"/>
@@ -7549,7 +7719,7 @@
               <a:graphicData uri="http://schemas.openxmlformats.org/drawingml/2006/picture">
                 <pic:pic>
                   <pic:nvPicPr>
-                    <pic:cNvPr id="0" name="sequence-01.png"/>
+                    <pic:cNvPr id="0" name="sequence-01a.png"/>
                     <pic:cNvPicPr/>
                   </pic:nvPicPr>
                   <pic:blipFill>
@@ -7561,7 +7731,7 @@
                   <pic:spPr>
                     <a:xfrm>
                       <a:off x="0" y="0"/>
-                      <a:ext cx="6126480" cy="5697427"/>
+                      <a:ext cx="7909102" cy="5486400"/>
                     </a:xfrm>
                     <a:prstGeom prst="rect"/>
                   </pic:spPr>
@@ -7581,23 +7751,28 @@
           <w:i/>
           <w:sz w:val="18"/>
         </w:rPr>
-        <w:t>Figure 3 – Sequence Diagram 1: Reserve Equipment Slot (draw.io source: diagrams/sequence-01.drawio)</w:t>
-      </w:r>
-    </w:p>
-    <w:p>
-      <w:r>
-        <w:rPr/>
-        <w:t>Covers: FR-001, FR-002, FR-009, FR-010, NFR-001, NFR-003; alternate flows A1 (calibration), A2 (conflict), A3 (invalid session/input); the «include» use cases UC-09, UC-10, UC-11. Steps 4–5 of the Lab 1 flow (calibration, overlap) appear in the same order. The overlap check and the insert happen inside one locked transaction (DD-02). The request to the Notification System is submitted after commit (DD-04).</w:t>
+        <w:t>Figure 3 – Sequence Diagram 1, part 1 of 2: request validation and calibration check (draw.io source: diagrams/sequence-01a.drawio)</w:t>
       </w:r>
     </w:p>
     <w:p>
       <w:pPr>
-        <w:pStyle w:val="Heading3"/>
+        <w:sectPr>
+          <w:pgSz w:w="15840" w:h="12240" w:orient="landscape"/>
+          <w:pgMar w:top="1152" w:right="1152" w:bottom="1152" w:left="1152" w:header="720" w:footer="720" w:gutter="0"/>
+          <w:cols w:space="720"/>
+          <w:docGrid w:linePitch="360"/>
+        </w:sectPr>
       </w:pPr>
-      <w:r>
-        <w:rPr/>
-        <w:t>10.2 SD-02 – UC-06 Return Equipment</w:t>
-      </w:r>
+    </w:p>
+    <w:p>
+      <w:pPr>
+        <w:sectPr>
+          <w:pgSz w:w="12240" w:h="15840"/>
+          <w:pgMar w:top="1152" w:right="1152" w:bottom="1152" w:left="1152" w:header="720" w:footer="720" w:gutter="0"/>
+          <w:cols w:space="720"/>
+          <w:docGrid w:linePitch="360"/>
+        </w:sectPr>
+      </w:pPr>
     </w:p>
     <w:p>
       <w:pPr>
@@ -7606,7 +7781,7 @@
       <w:r>
         <w:drawing>
           <wp:inline xmlns:a="http://schemas.openxmlformats.org/drawingml/2006/main" xmlns:pic="http://schemas.openxmlformats.org/drawingml/2006/picture">
-            <wp:extent cx="6126480" cy="4956105"/>
+            <wp:extent cx="8009518" cy="5486399"/>
             <wp:docPr id="3" name="Picture 3"/>
             <wp:cNvGraphicFramePr>
               <a:graphicFrameLocks noChangeAspect="1"/>
@@ -7615,7 +7790,7 @@
               <a:graphicData uri="http://schemas.openxmlformats.org/drawingml/2006/picture">
                 <pic:pic>
                   <pic:nvPicPr>
-                    <pic:cNvPr id="0" name="sequence-02.png"/>
+                    <pic:cNvPr id="0" name="sequence-01b.png"/>
                     <pic:cNvPicPr/>
                   </pic:nvPicPr>
                   <pic:blipFill>
@@ -7627,7 +7802,7 @@
                   <pic:spPr>
                     <a:xfrm>
                       <a:off x="0" y="0"/>
-                      <a:ext cx="6126480" cy="4956105"/>
+                      <a:ext cx="8009518" cy="5486399"/>
                     </a:xfrm>
                     <a:prstGeom prst="rect"/>
                   </pic:spPr>
@@ -7647,8 +7822,104 @@
           <w:i/>
           <w:sz w:val="18"/>
         </w:rPr>
-        <w:t>Figure 4 – Sequence Diagram 2: Return Equipment (draw.io source: diagrams/sequence-02.drawio)</w:t>
+        <w:t>Figure 4 – Sequence Diagram 1, part 2 of 2: reservation, token and notification (draw.io source: diagrams/sequence-01b.drawio)</w:t>
       </w:r>
+    </w:p>
+    <w:p>
+      <w:pPr>
+        <w:sectPr>
+          <w:pgSz w:w="15840" w:h="12240" w:orient="landscape"/>
+          <w:pgMar w:top="1152" w:right="1152" w:bottom="1152" w:left="1152" w:header="720" w:footer="720" w:gutter="0"/>
+          <w:cols w:space="720"/>
+          <w:docGrid w:linePitch="360"/>
+        </w:sectPr>
+      </w:pPr>
+    </w:p>
+    <w:p>
+      <w:r>
+        <w:rPr/>
+        <w:t>Covers: FR-001, FR-002, FR-009, FR-010, NFR-001, NFR-003; alternate flows A1 (calibration), A2 (conflict), A3 (invalid session/input), A4 (student's own overlap); the «include» use cases UC-09, UC-10, UC-11. Steps 4–8 of the Lab 1 flow (calibration, overlap check, token, lock, notification) appear in the same order. The overlap check and the insert happen inside one locked transaction (DD-02). The request to the Notification System is submitted after commit (DD-04).</w:t>
+      </w:r>
+    </w:p>
+    <w:p>
+      <w:pPr>
+        <w:pStyle w:val="Heading3"/>
+      </w:pPr>
+      <w:r>
+        <w:rPr/>
+        <w:t>10.2 SD-02 – UC-06 Return Equipment</w:t>
+      </w:r>
+    </w:p>
+    <w:p>
+      <w:pPr>
+        <w:sectPr>
+          <w:pgSz w:w="12240" w:h="15840"/>
+          <w:pgMar w:top="1152" w:right="1152" w:bottom="1152" w:left="1152" w:header="720" w:footer="720" w:gutter="0"/>
+          <w:cols w:space="720"/>
+          <w:docGrid w:linePitch="360"/>
+        </w:sectPr>
+      </w:pPr>
+    </w:p>
+    <w:p>
+      <w:pPr>
+        <w:jc w:val="center"/>
+      </w:pPr>
+      <w:r>
+        <w:drawing>
+          <wp:inline xmlns:a="http://schemas.openxmlformats.org/drawingml/2006/main" xmlns:pic="http://schemas.openxmlformats.org/drawingml/2006/picture">
+            <wp:extent cx="6188709" cy="5486399"/>
+            <wp:docPr id="4" name="Picture 4"/>
+            <wp:cNvGraphicFramePr>
+              <a:graphicFrameLocks noChangeAspect="1"/>
+            </wp:cNvGraphicFramePr>
+            <a:graphic>
+              <a:graphicData uri="http://schemas.openxmlformats.org/drawingml/2006/picture">
+                <pic:pic>
+                  <pic:nvPicPr>
+                    <pic:cNvPr id="0" name="sequence-02.png"/>
+                    <pic:cNvPicPr/>
+                  </pic:nvPicPr>
+                  <pic:blipFill>
+                    <a:blip r:embed="rId12"/>
+                    <a:stretch>
+                      <a:fillRect/>
+                    </a:stretch>
+                  </pic:blipFill>
+                  <pic:spPr>
+                    <a:xfrm>
+                      <a:off x="0" y="0"/>
+                      <a:ext cx="6188709" cy="5486399"/>
+                    </a:xfrm>
+                    <a:prstGeom prst="rect"/>
+                  </pic:spPr>
+                </pic:pic>
+              </a:graphicData>
+            </a:graphic>
+          </wp:inline>
+        </w:drawing>
+      </w:r>
+    </w:p>
+    <w:p>
+      <w:pPr>
+        <w:jc w:val="center"/>
+      </w:pPr>
+      <w:r>
+        <w:rPr>
+          <w:i/>
+          <w:sz w:val="18"/>
+        </w:rPr>
+        <w:t>Figure 5 – Sequence Diagram 2: Return Equipment (draw.io source: diagrams/sequence-02.drawio)</w:t>
+      </w:r>
+    </w:p>
+    <w:p>
+      <w:pPr>
+        <w:sectPr>
+          <w:pgSz w:w="15840" w:h="12240" w:orient="landscape"/>
+          <w:pgMar w:top="1152" w:right="1152" w:bottom="1152" w:left="1152" w:header="720" w:footer="720" w:gutter="0"/>
+          <w:cols w:space="720"/>
+          <w:docGrid w:linePitch="360"/>
+        </w:sectPr>
+      </w:pPr>
     </w:p>
     <w:p>
       <w:r>
@@ -8948,6 +9219,94 @@
                 <w:sz w:val="17"/>
               </w:rPr>
               <w:t>§7</w:t>
+            </w:r>
+          </w:p>
+        </w:tc>
+      </w:tr>
+      <w:tr>
+        <w:tc>
+          <w:tcPr>
+            <w:tcW w:type="dxa" w:w="3312"/>
+          </w:tcPr>
+          <w:p>
+            <w:r/>
+            <w:r>
+              <w:rPr>
+                <w:sz w:val="17"/>
+              </w:rPr>
+              <w:t>A-13</w:t>
+            </w:r>
+          </w:p>
+        </w:tc>
+        <w:tc>
+          <w:tcPr>
+            <w:tcW w:type="dxa" w:w="3312"/>
+          </w:tcPr>
+          <w:p>
+            <w:r/>
+            <w:r>
+              <w:rPr>
+                <w:sz w:val="17"/>
+              </w:rPr>
+              <w:t>A database with transactions and locking (relational) is assumed from NFR-001; no product chosen.</w:t>
+            </w:r>
+          </w:p>
+        </w:tc>
+        <w:tc>
+          <w:tcPr>
+            <w:tcW w:type="dxa" w:w="3312"/>
+          </w:tcPr>
+          <w:p>
+            <w:r/>
+            <w:r>
+              <w:rPr>
+                <w:sz w:val="17"/>
+              </w:rPr>
+              <w:t>§3, §6</w:t>
+            </w:r>
+          </w:p>
+        </w:tc>
+      </w:tr>
+      <w:tr>
+        <w:tc>
+          <w:tcPr>
+            <w:tcW w:type="dxa" w:w="3312"/>
+          </w:tcPr>
+          <w:p>
+            <w:r/>
+            <w:r>
+              <w:rPr>
+                <w:sz w:val="17"/>
+              </w:rPr>
+              <w:t>A-14</w:t>
+            </w:r>
+          </w:p>
+        </w:tc>
+        <w:tc>
+          <w:tcPr>
+            <w:tcW w:type="dxa" w:w="3312"/>
+          </w:tcPr>
+          <w:p>
+            <w:r/>
+            <w:r>
+              <w:rPr>
+                <w:sz w:val="17"/>
+              </w:rPr>
+              <w:t>FR-010 reading of the UC-03 precondition (student's own overlap on any equipment).</w:t>
+            </w:r>
+          </w:p>
+        </w:tc>
+        <w:tc>
+          <w:tcPr>
+            <w:tcW w:type="dxa" w:w="3312"/>
+          </w:tcPr>
+          <w:p>
+            <w:r/>
+            <w:r>
+              <w:rPr>
+                <w:sz w:val="17"/>
+              </w:rPr>
+              <w:t>FR-010, TC-15</w:t>
             </w:r>
           </w:p>
         </w:tc>

--- a/docs/output/Software_Architecture_and_Design.docx
+++ b/docs/output/Software_Architecture_and_Design.docx
@@ -36,34 +36,6 @@
         <w:gridCol w:w="4968"/>
         <w:gridCol w:w="4968"/>
       </w:tblGrid>
-      <w:tr>
-        <w:tc>
-          <w:tcPr>
-            <w:tcW w:type="dxa" w:w="4968"/>
-            <w:shd w:val="clear" w:color="auto" w:fill="E4EAF6"/>
-          </w:tcPr>
-          <w:p>
-            <w:r>
-              <w:rPr>
-                <w:b/>
-              </w:rPr>
-            </w:r>
-          </w:p>
-        </w:tc>
-        <w:tc>
-          <w:tcPr>
-            <w:tcW w:type="dxa" w:w="4968"/>
-            <w:shd w:val="clear" w:color="auto" w:fill="E4EAF6"/>
-          </w:tcPr>
-          <w:p>
-            <w:r>
-              <w:rPr>
-                <w:b/>
-              </w:rPr>
-            </w:r>
-          </w:p>
-        </w:tc>
-      </w:tr>
       <w:tr>
         <w:tc>
           <w:tcPr>
@@ -7694,6 +7666,12 @@
       </w:r>
     </w:p>
     <w:p>
+      <w:r>
+        <w:rPr/>
+        <w:t>Covers: FR-001, FR-002, FR-009, FR-010, NFR-001, NFR-003; alternate flows A1 (calibration), A2 (conflict), A3 (invalid session/input), A4 (student's own overlap); the «include» use cases UC-09, UC-10, UC-11. Steps 4–8 of the Lab 1 flow (calibration, overlap check, token, lock, notification) appear in the same order. The overlap check and the insert happen inside one locked transaction (DD-02). The request to the Notification System is submitted after commit (DD-04).</w:t>
+      </w:r>
+    </w:p>
+    <w:p>
       <w:pPr>
         <w:sectPr>
           <w:pgSz w:w="12240" w:h="15840"/>
@@ -7834,12 +7812,6 @@
           <w:docGrid w:linePitch="360"/>
         </w:sectPr>
       </w:pPr>
-    </w:p>
-    <w:p>
-      <w:r>
-        <w:rPr/>
-        <w:t>Covers: FR-001, FR-002, FR-009, FR-010, NFR-001, NFR-003; alternate flows A1 (calibration), A2 (conflict), A3 (invalid session/input), A4 (student's own overlap); the «include» use cases UC-09, UC-10, UC-11. Steps 4–8 of the Lab 1 flow (calibration, overlap check, token, lock, notification) appear in the same order. The overlap check and the insert happen inside one locked transaction (DD-02). The request to the Notification System is submitted after commit (DD-04).</w:t>
-      </w:r>
     </w:p>
     <w:p>
       <w:pPr>
